--- a/_inbox/PDI/04-engenharia-ia-rag-vetores/atividade-3/7-apresentacao/pdi-engenharia-ia-rag-vetores-a3.docx
+++ b/_inbox/PDI/04-engenharia-ia-rag-vetores/atividade-3/7-apresentacao/pdi-engenharia-ia-rag-vetores-a3.docx
@@ -4,277 +4,148 @@
   <w:body>
     <w:p>
       <w:pPr>
-        <w:pStyle w:val="Title"/>
+        <w:jc w:val="center"/>
       </w:pPr>
       <w:r>
+        <w:rPr>
+          <w:b/>
+          <w:color w:val="8B4513"/>
+          <w:sz w:val="28"/>
+        </w:rPr>
+        <w:t>PDI</w:t>
+      </w:r>
+    </w:p>
+    <w:p>
+      <w:pPr>
+        <w:jc w:val="center"/>
+      </w:pPr>
+      <w:r>
+        <w:rPr>
+          <w:b/>
+          <w:sz w:val="46"/>
+        </w:rPr>
         <w:t>Orquestracao Multi-agente com Handoffs e Isolamento</w:t>
       </w:r>
     </w:p>
     <w:p>
+      <w:pPr>
+        <w:jc w:val="center"/>
+      </w:pPr>
       <w:r>
-        <w:t>PDI Marcos Luciano - marcosluciano.rodrigues@v4company.com</w:t>
+        <w:rPr>
+          <w:color w:val="6B7A8A"/>
+          <w:sz w:val="24"/>
+        </w:rPr>
+        <w:t>Documento Tecnico de PDI</w:t>
       </w:r>
     </w:p>
     <w:p>
       <w:pPr>
-        <w:pStyle w:val="Heading1"/>
+        <w:jc w:val="center"/>
       </w:pPr>
       <w:r>
+        <w:rPr>
+          <w:color w:val="495560"/>
+          <w:sz w:val="22"/>
+        </w:rPr>
+        <w:t>Autor: PDI Marcos Luciano - marcosluciano.rodrigues@v4company.com</w:t>
+        <w:br/>
+      </w:r>
+      <w:r>
+        <w:rPr>
+          <w:color w:val="495560"/>
+          <w:sz w:val="22"/>
+        </w:rPr>
+        <w:t>Unidade: FV Marketing / V4 Company</w:t>
+        <w:br/>
+      </w:r>
+      <w:r>
+        <w:rPr>
+          <w:color w:val="495560"/>
+          <w:sz w:val="22"/>
+        </w:rPr>
+        <w:t>Data: Agosto 2026</w:t>
+        <w:br/>
+      </w:r>
+      <w:r>
+        <w:rPr>
+          <w:color w:val="495560"/>
+          <w:sz w:val="22"/>
+        </w:rPr>
+        <w:t>Area: 04 Engenharia de IA, RAG e Vetores</w:t>
+        <w:br/>
+      </w:r>
+      <w:r>
+        <w:rPr>
+          <w:color w:val="495560"/>
+          <w:sz w:val="22"/>
+        </w:rPr>
+        <w:t>Status: Entregue (desenvolvido)</w:t>
+        <w:br/>
+      </w:r>
+    </w:p>
+    <w:p>
+      <w:r>
+        <w:br w:type="page"/>
+      </w:r>
+    </w:p>
+    <w:p>
+      <w:pPr>
+        <w:pStyle w:val="Heading2"/>
+      </w:pPr>
+      <w:r>
+        <w:rPr>
+          <w:color w:val="8B1E1E"/>
+        </w:rPr>
         <w:t>1. Contexto</w:t>
       </w:r>
     </w:p>
     <w:p>
       <w:r>
-        <w:t>Um único LLM gigante vira um "faz-tudo-mal". Sistemas multiagente dividem o trabalho: um supervisor recebe a tarefa e delega a workers especializados (pesquisa, código, revisão). O pulo do gato é a orquestração: quem decide o próximo passo, como os agentes passam o bastão (handoff) e onde guardar memória entre turnos.</w:t>
+        <w:t>Orquestracao multi-agente com supervisor mais especialistas, handoff explicito, isolamento de contexto, timeouts e fallbacks, contra agente unico com prompt de 8k tokens.</w:t>
+      </w:r>
+    </w:p>
+    <w:p>
+      <w:pPr>
+        <w:pStyle w:val="Heading2"/>
+      </w:pPr>
+      <w:r>
+        <w:rPr>
+          <w:color w:val="8B1E1E"/>
+        </w:rPr>
+        <w:t>2. Diagnostico</w:t>
       </w:r>
     </w:p>
     <w:p>
       <w:r>
-        <w:t>Analogia da redaçãoO supervisor é o editor-chefe. Ele não escreve a matéria: distribui pautas. O repórter apura, o revisor corrige, o artefinalista diagrama. O handoff é o briefing que passa de um pro outro; a memória é o arquivo da redação pra não reinventar a roda a cada edição.</w:t>
+        <w:t>Sem SRP entre agentes, com contexto compartilhado ha vazamento de PII, sem handoff formal e sem timeout um worker travado para o fluxo.</w:t>
       </w:r>
     </w:p>
     <w:p>
       <w:pPr>
-        <w:pStyle w:val="Heading1"/>
+        <w:pStyle w:val="Heading2"/>
       </w:pPr>
       <w:r>
-        <w:t>2. Diagnóstico</w:t>
+        <w:rPr>
+          <w:color w:val="8B1E1E"/>
+        </w:rPr>
+        <w:t>3. Solucao</w:t>
       </w:r>
     </w:p>
     <w:p>
       <w:r>
-        <w:t>Tudo rodava num prompt monolítico de 8k tokens. Uma instrução caía e o modelo tentava fazer as 3 coisas ao mesmo tempo, misturando resultado de busca com código. Sem roles claros, o erro de uma etapa contaminava a outra e não havia ponto de retomada.</w:t>
-      </w:r>
-    </w:p>
-    <w:p>
-      <w:r>
-        <w:t>Taxa de sucesso da tarefa (%)JanFevMarAbrMaiJunJulAgoSetOutNovDezAntesDepoisRetrabalho por contaminação de etapa (ocorr/mês)JanFevMarAbrMaiJunJulAgoSetOutNovDezAntesDepois</w:t>
-      </w:r>
-    </w:p>
-    <w:p>
-      <w:r>
-        <w:t>Raiz do problema: ausência de fronteira entre funções. Sem orquestração e memória isolada, um erro em estágio N quebrava o pipeline inteiro.</w:t>
+        <w:t>Supervisor com route(intent), workers researcher, coder e reviewer isolados, handoff com contexto minimo, memoria de curto e longo prazo, max hops e modelo leve no supervisor.</w:t>
       </w:r>
     </w:p>
     <w:p>
       <w:pPr>
-        <w:pStyle w:val="Heading1"/>
+        <w:pStyle w:val="Heading2"/>
       </w:pPr>
       <w:r>
-        <w:t>3. Solução</w:t>
-      </w:r>
-    </w:p>
-    <w:p>
-      <w:r>
-        <w:t>Framework de orquestração com supervisor + 3 workers (researcher, coder, reviewer). O supervisor roteia por intenção; cada worker tem prompt e ferramentas próprias; o handoff passa só o contexto necessário; a memória é um store de curto prazo (turno) + longo prazo (aprendizado).</w:t>
-      </w:r>
-    </w:p>
-    <w:p>
-      <w:pPr>
-        <w:pStyle w:val="Heading1"/>
-      </w:pPr>
-      <w:r>
-        <w:t>4. Como funciona (pipeline)</w:t>
-      </w:r>
-    </w:p>
-    <w:p>
-      <w:r>
-        <w:t>[ver fluxo / gráfico no documento HTML]</w:t>
-      </w:r>
-    </w:p>
-    <w:p>
-      <w:pPr>
-        <w:pStyle w:val="Heading1"/>
-      </w:pPr>
-      <w:r>
-        <w:t>5. Antes vs Depois</w:t>
-      </w:r>
-    </w:p>
-    <w:tbl>
-      <w:tblPr>
-        <w:tblW w:type="auto" w:w="0"/>
-        <w:tblLook w:firstColumn="1" w:firstRow="1" w:lastColumn="0" w:lastRow="0" w:noHBand="0" w:noVBand="1" w:val="04A0"/>
-      </w:tblPr>
-      <w:tblGrid>
-  </w:tblGrid>
-    </w:tbl>
-    <w:tbl>
-      <w:tblPr>
-        <w:tblW w:type="auto" w:w="0"/>
-        <w:tblLook w:firstColumn="1" w:firstRow="1" w:lastColumn="0" w:lastRow="0" w:noHBand="0" w:noVBand="1" w:val="04A0"/>
-      </w:tblPr>
-      <w:tblGrid>
-        <w:gridCol w:w="2880"/>
-        <w:gridCol w:w="2880"/>
-        <w:gridCol w:w="2880"/>
-      </w:tblGrid>
-      <w:tr>
-        <w:tc>
-          <w:tcPr>
-            <w:tcW w:type="dxa" w:w="2880"/>
-          </w:tcPr>
-          <w:p>
-            <w:r>
-              <w:t>Cenário</w:t>
-            </w:r>
-          </w:p>
-        </w:tc>
-        <w:tc>
-          <w:tcPr>
-            <w:tcW w:type="dxa" w:w="2880"/>
-          </w:tcPr>
-          <w:p>
-            <w:r>
-              <w:t>Antes (monolítico)</w:t>
-            </w:r>
-          </w:p>
-        </w:tc>
-        <w:tc>
-          <w:tcPr>
-            <w:tcW w:type="dxa" w:w="2880"/>
-          </w:tcPr>
-          <w:p>
-            <w:r>
-              <w:t>Depois (multiagente)</w:t>
-            </w:r>
-          </w:p>
-        </w:tc>
-      </w:tr>
-      <w:tr>
-        <w:tc>
-          <w:tcPr>
-            <w:tcW w:type="dxa" w:w="2880"/>
-          </w:tcPr>
-          <w:p>
-            <w:r>
-              <w:t>Erro de etapa</w:t>
-            </w:r>
-          </w:p>
-        </w:tc>
-        <w:tc>
-          <w:tcPr>
-            <w:tcW w:type="dxa" w:w="2880"/>
-          </w:tcPr>
-          <w:p>
-            <w:r>
-              <w:t>Contamina tudo</w:t>
-            </w:r>
-          </w:p>
-        </w:tc>
-        <w:tc>
-          <w:tcPr>
-            <w:tcW w:type="dxa" w:w="2880"/>
-          </w:tcPr>
-          <w:p>
-            <w:r>
-              <w:t>Isolado no worker</w:t>
-            </w:r>
-          </w:p>
-        </w:tc>
-      </w:tr>
-      <w:tr>
-        <w:tc>
-          <w:tcPr>
-            <w:tcW w:type="dxa" w:w="2880"/>
-          </w:tcPr>
-          <w:p>
-            <w:r>
-              <w:t>Especialização</w:t>
-            </w:r>
-          </w:p>
-        </w:tc>
-        <w:tc>
-          <w:tcPr>
-            <w:tcW w:type="dxa" w:w="2880"/>
-          </w:tcPr>
-          <w:p>
-            <w:r>
-              <w:t>Nenhuma</w:t>
-            </w:r>
-          </w:p>
-        </w:tc>
-        <w:tc>
-          <w:tcPr>
-            <w:tcW w:type="dxa" w:w="2880"/>
-          </w:tcPr>
-          <w:p>
-            <w:r>
-              <w:t>3 roles claros</w:t>
-            </w:r>
-          </w:p>
-        </w:tc>
-      </w:tr>
-      <w:tr>
-        <w:tc>
-          <w:tcPr>
-            <w:tcW w:type="dxa" w:w="2880"/>
-          </w:tcPr>
-          <w:p>
-            <w:r>
-              <w:t>Retomada</w:t>
-            </w:r>
-          </w:p>
-        </w:tc>
-        <w:tc>
-          <w:tcPr>
-            <w:tcW w:type="dxa" w:w="2880"/>
-          </w:tcPr>
-          <w:p>
-            <w:r>
-              <w:t>Do zero</w:t>
-            </w:r>
-          </w:p>
-        </w:tc>
-        <w:tc>
-          <w:tcPr>
-            <w:tcW w:type="dxa" w:w="2880"/>
-          </w:tcPr>
-          <w:p>
-            <w:r>
-              <w:t>Estado preservado</w:t>
-            </w:r>
-          </w:p>
-        </w:tc>
-      </w:tr>
-      <w:tr>
-        <w:tc>
-          <w:tcPr>
-            <w:tcW w:type="dxa" w:w="2880"/>
-          </w:tcPr>
-          <w:p>
-            <w:r>
-              <w:t>Sucesso</w:t>
-            </w:r>
-          </w:p>
-        </w:tc>
-        <w:tc>
-          <w:tcPr>
-            <w:tcW w:type="dxa" w:w="2880"/>
-          </w:tcPr>
-          <w:p>
-            <w:r>
-              <w:t>~49%</w:t>
-            </w:r>
-          </w:p>
-        </w:tc>
-        <w:tc>
-          <w:tcPr>
-            <w:tcW w:type="dxa" w:w="2880"/>
-          </w:tcPr>
-          <w:p>
-            <w:r>
-              <w:t>~97%</w:t>
-            </w:r>
-          </w:p>
-        </w:tc>
-      </w:tr>
-    </w:tbl>
-    <w:p>
-      <w:pPr>
-        <w:pStyle w:val="Heading1"/>
-      </w:pPr>
-      <w:r>
-        <w:t>6. Entregas</w:t>
+        <w:rPr>
+          <w:color w:val="8B1E1E"/>
+        </w:rPr>
+        <w:t>4. Entregas</w:t>
       </w:r>
     </w:p>
     <w:p>
@@ -282,7 +153,7 @@
         <w:pStyle w:val="ListBullet"/>
       </w:pPr>
       <w:r>
-        <w:t>Orquestrador supervisor.py: roteamento por intenção.</w:t>
+        <w:t>MULTI-AGENT.md e MULTIAGENT-PROTOCOL.md</w:t>
       </w:r>
     </w:p>
     <w:p>
@@ -290,7 +161,7 @@
         <w:pStyle w:val="ListBullet"/>
       </w:pPr>
       <w:r>
-        <w:t>Workers workers/{researcher,coder,reviewer}.py: prompts e ferramentas isoladas.</w:t>
+        <w:t>orchestrator.py, supervisor.py, memory.py e workers isolados</w:t>
       </w:r>
     </w:p>
     <w:p>
@@ -298,7 +169,18 @@
         <w:pStyle w:val="ListBullet"/>
       </w:pPr>
       <w:r>
-        <w:t>Módulo memory.py: memória de curto e longo prazo.</w:t>
+        <w:t>handoff_schema.py e handoff.md</w:t>
+      </w:r>
+    </w:p>
+    <w:p>
+      <w:pPr>
+        <w:pStyle w:val="Heading2"/>
+      </w:pPr>
+      <w:r>
+        <w:rPr>
+          <w:color w:val="8B1E1E"/>
+        </w:rPr>
+        <w:t>5. Metricas</w:t>
       </w:r>
     </w:p>
     <w:p>
@@ -306,43 +188,170 @@
         <w:pStyle w:val="ListBullet"/>
       </w:pPr>
       <w:r>
-        <w:t>Doc handoff.md: contrato de contexto entre agentes.</w:t>
+        <w:t>Timeout por agente menor ou igual a 15 s</w:t>
       </w:r>
     </w:p>
     <w:p>
       <w:pPr>
-        <w:pStyle w:val="Heading1"/>
+        <w:pStyle w:val="ListBullet"/>
       </w:pPr>
       <w:r>
-        <w:t>7. Métricas</w:t>
+        <w:t>Handoff com fallback 100 por cento</w:t>
+      </w:r>
+    </w:p>
+    <w:p>
+      <w:pPr>
+        <w:pStyle w:val="ListBullet"/>
+      </w:pPr>
+      <w:r>
+        <w:t>Vazamento 0</w:t>
+      </w:r>
+    </w:p>
+    <w:p>
+      <w:pPr>
+        <w:pStyle w:val="ListBullet"/>
+      </w:pPr>
+      <w:r>
+        <w:t>Sucesso de cerca de 49 por cento para cerca de 97 por cento</w:t>
+      </w:r>
+    </w:p>
+    <w:p>
+      <w:pPr>
+        <w:pStyle w:val="ListBullet"/>
+      </w:pPr>
+      <w:r>
+        <w:t>Meta maior ou igual a 95 por cento em tarefas de 3 etapas</w:t>
+      </w:r>
+    </w:p>
+    <w:p>
+      <w:pPr>
+        <w:pStyle w:val="Heading2"/>
+      </w:pPr>
+      <w:r>
+        <w:rPr>
+          <w:color w:val="8B1E1E"/>
+        </w:rPr>
+        <w:t>6. Status final</w:t>
       </w:r>
     </w:p>
     <w:p>
       <w:r>
-        <w:t>Sucesso de tarefa composta (%)S1S2S3S4S5S6S7S8S9S10S11S12Semana 1</w:t>
+        <w:t>Desenvolvido e em homologacao. Aguarda revisao antes de producao.</w:t>
+      </w:r>
+    </w:p>
+    <w:p>
+      <w:pPr>
+        <w:pStyle w:val="Heading2"/>
+      </w:pPr>
+      <w:r>
+        <w:rPr>
+          <w:color w:val="8B1E1E"/>
+        </w:rPr>
+        <w:t>9. Decisoes e tradeoffs</w:t>
+      </w:r>
+    </w:p>
+    <w:p>
+      <w:pPr>
+        <w:pStyle w:val="ListBullet"/>
+      </w:pPr>
+      <w:r>
+        <w:t>Supervisor com handoff tipado em vez de agente unico com prompt de 8k tokens: aceitei mais nos para ganhar foco, teste por papel e fronteira clara entre triagem, consulta e proposta.</w:t>
+      </w:r>
+    </w:p>
+    <w:p>
+      <w:pPr>
+        <w:pStyle w:val="ListBullet"/>
+      </w:pPr>
+      <w:r>
+        <w:t>Contexto proprio por agente com passagem de resumo minimo: escolhi isolamento para zerar vazamento, com meta de 0 ocorrencias, mesmo com custo de serializar o handoff.</w:t>
+      </w:r>
+    </w:p>
+    <w:p>
+      <w:pPr>
+        <w:pStyle w:val="ListBullet"/>
+      </w:pPr>
+      <w:r>
+        <w:t>Timeout menor ou igual a 15 s por agente com fallback em 100 por cento dos handoffs: preferi degradar com re-rota a travar o fluxo quando um worker trava.</w:t>
+      </w:r>
+    </w:p>
+    <w:p>
+      <w:pPr>
+        <w:pStyle w:val="ListBullet"/>
+      </w:pPr>
+      <w:r>
+        <w:t>Max hops contra loop e supervisor com modelo leve: contive custo e recursao em vez de deixar o supervisor reiterar sem limite.</w:t>
+      </w:r>
+    </w:p>
+    <w:p>
+      <w:pPr>
+        <w:pStyle w:val="ListBullet"/>
+      </w:pPr>
+      <w:r>
+        <w:t>Memoria de curto e longo prazo com estado preservado: troquei reexecucao do zero por retomada a partir do ultimo handoff valido.</w:t>
+      </w:r>
+    </w:p>
+    <w:p>
+      <w:pPr>
+        <w:pStyle w:val="Heading2"/>
+      </w:pPr>
+      <w:r>
+        <w:rPr>
+          <w:color w:val="8B1E1E"/>
+        </w:rPr>
+        <w:t>10. Impacto no negocio</w:t>
       </w:r>
     </w:p>
     <w:p>
       <w:r>
-        <w:t>Meta: ≥ 95% de sucesso em tarefas de 3 etapas, com isolamento total de falha entre workers.</w:t>
+        <w:t>A orquestracao com timeout menor ou igual a 15 s, fallback em 100 por cento e vazamento 0 eleva o sucesso de cerca de 49 por cento para cerca de 97 por cento, com meta maior ou igual a 95 por cento em tarefas de 3 etapas, o que reduz retrabalho por contaminacao e da previsibilidade de custo por papel.</w:t>
       </w:r>
     </w:p>
     <w:p>
       <w:pPr>
-        <w:pStyle w:val="Heading1"/>
+        <w:pStyle w:val="Heading2"/>
       </w:pPr>
       <w:r>
-        <w:t>8. Status final</w:t>
+        <w:rPr>
+          <w:color w:val="8B1E1E"/>
+        </w:rPr>
+        <w:t>11. Referencias de estudo</w:t>
       </w:r>
     </w:p>
     <w:p>
+      <w:pPr>
+        <w:pStyle w:val="ListBullet"/>
+      </w:pPr>
       <w:r>
-        <w:t>NÃO publicado — Desenvolvido e em homologação. Aguarda revisão antes de produção.</w:t>
+        <w:t>Curso: Multi-AI Agent Systems with LangGraph, plataforma DeepLearning.AI.</w:t>
+      </w:r>
+    </w:p>
+    <w:p>
+      <w:pPr>
+        <w:pStyle w:val="ListBullet"/>
+      </w:pPr>
+      <w:r>
+        <w:t>Video: Padroes de orquestracao com supervisor e handoff, plataforma YouTube, canal LangChain.</w:t>
+      </w:r>
+    </w:p>
+    <w:p>
+      <w:pPr>
+        <w:pStyle w:val="ListBullet"/>
+      </w:pPr>
+      <w:r>
+        <w:t>Doc oficial: Documentacao do LangGraph para grafos de agentes, documentacao oficial LangChain.</w:t>
+      </w:r>
+    </w:p>
+    <w:p>
+      <w:pPr>
+        <w:pStyle w:val="ListBullet"/>
+      </w:pPr>
+      <w:r>
+        <w:t>Doc oficial: Guia de function calling e structured outputs, documentacao oficial OpenAI.</w:t>
       </w:r>
     </w:p>
     <w:sectPr>
       <w:pgSz w:w="12240" w:h="15840"/>
-      <w:pgMar w:top="1440" w:right="1800" w:bottom="1440" w:left="1800" w:header="720" w:footer="720" w:gutter="0"/>
+      <w:pgMar w:top="1417" w:right="1701" w:bottom="1417" w:left="1701" w:header="720" w:footer="720" w:gutter="0"/>
       <w:cols w:space="720"/>
       <w:docGrid w:linePitch="360"/>
     </w:sectPr>
@@ -713,6 +722,10 @@
     <w:name w:val="Normal"/>
     <w:qFormat/>
     <w:rsid w:val="00FC693F"/>
+    <w:rPr>
+      <w:rFonts w:ascii="Calibri" w:hAnsi="Calibri"/>
+      <w:sz w:val="22"/>
+    </w:rPr>
   </w:style>
   <w:style w:type="paragraph" w:styleId="Header">
     <w:name w:val="header"/>

--- a/_inbox/PDI/04-engenharia-ia-rag-vetores/atividade-3/7-apresentacao/pdi-engenharia-ia-rag-vetores-a3.docx
+++ b/_inbox/PDI/04-engenharia-ia-rag-vetores/atividade-3/7-apresentacao/pdi-engenharia-ia-rag-vetores-a3.docx
@@ -24,7 +24,7 @@
           <w:b/>
           <w:sz w:val="46"/>
         </w:rPr>
-        <w:t>Orquestracao Multi-agente com Handoffs e Isolamento</w:t>
+        <w:t>Orquestração Multi-agente com Handoffs e Isolamento</w:t>
       </w:r>
     </w:p>
     <w:p>
@@ -36,7 +36,7 @@
           <w:color w:val="6B7A8A"/>
           <w:sz w:val="24"/>
         </w:rPr>
-        <w:t>Documento Tecnico de PDI</w:t>
+        <w:t>Documento Técnico de PDI</w:t>
       </w:r>
     </w:p>
     <w:p>
@@ -72,7 +72,7 @@
           <w:color w:val="495560"/>
           <w:sz w:val="22"/>
         </w:rPr>
-        <w:t>Area: 04 Engenharia de IA, RAG e Vetores</w:t>
+        <w:t>Área: 04 Engenharia de IA, RAG e Vetores</w:t>
         <w:br/>
       </w:r>
       <w:r>
@@ -102,7 +102,7 @@
     </w:p>
     <w:p>
       <w:r>
-        <w:t>Orquestracao multi-agente com supervisor mais especialistas, handoff explicito, isolamento de contexto, timeouts e fallbacks, contra agente unico com prompt de 8k tokens.</w:t>
+        <w:t>Orquestração multi-agente com supervisor mais especialistas, handoff explícito, isolamento de contexto, timeouts e fallbacks, contra agente único com prompt de 8k tokens.</w:t>
       </w:r>
     </w:p>
     <w:p>
@@ -113,12 +113,12 @@
         <w:rPr>
           <w:color w:val="8B1E1E"/>
         </w:rPr>
-        <w:t>2. Diagnostico</w:t>
+        <w:t>2. Diagnóstico</w:t>
       </w:r>
     </w:p>
     <w:p>
       <w:r>
-        <w:t>Sem SRP entre agentes, com contexto compartilhado ha vazamento de PII, sem handoff formal e sem timeout um worker travado para o fluxo.</w:t>
+        <w:t>Sem SRP entre agentes, com contexto compartilhado há vazamento de PII, sem handoff formal e sem timeout um worker travado para o fluxo.</w:t>
       </w:r>
     </w:p>
     <w:p>
@@ -129,12 +129,12 @@
         <w:rPr>
           <w:color w:val="8B1E1E"/>
         </w:rPr>
-        <w:t>3. Solucao</w:t>
+        <w:t>3. Solução</w:t>
       </w:r>
     </w:p>
     <w:p>
       <w:r>
-        <w:t>Supervisor com route(intent), workers researcher, coder e reviewer isolados, handoff com contexto minimo, memoria de curto e longo prazo, max hops e modelo leve no supervisor.</w:t>
+        <w:t>Supervisor com route(intent), workers researcher, coder e reviewer isolados, handoff com contexto mínimo, memória de curto e longo prazo, max hops e modelo leve no supervisor.</w:t>
       </w:r>
     </w:p>
     <w:p>
@@ -180,7 +180,7 @@
         <w:rPr>
           <w:color w:val="8B1E1E"/>
         </w:rPr>
-        <w:t>5. Metricas</w:t>
+        <w:t>5. Métricas</w:t>
       </w:r>
     </w:p>
     <w:p>
@@ -236,7 +236,7 @@
     </w:p>
     <w:p>
       <w:r>
-        <w:t>Desenvolvido e em homologacao. Aguarda revisao antes de producao.</w:t>
+        <w:t>Desenvolvido e em homologação. Aguarda revisão antes de produção.</w:t>
       </w:r>
     </w:p>
     <w:p>
@@ -247,7 +247,7 @@
         <w:rPr>
           <w:color w:val="8B1E1E"/>
         </w:rPr>
-        <w:t>9. Decisoes e tradeoffs</w:t>
+        <w:t>9. Decisões e tradeoffs</w:t>
       </w:r>
     </w:p>
     <w:p>
@@ -255,7 +255,7 @@
         <w:pStyle w:val="ListBullet"/>
       </w:pPr>
       <w:r>
-        <w:t>Supervisor com handoff tipado em vez de agente unico com prompt de 8k tokens: aceitei mais nos para ganhar foco, teste por papel e fronteira clara entre triagem, consulta e proposta.</w:t>
+        <w:t>Supervisor com handoff tipado em vez de agente único com prompt de 8k tokens: aceitei mais nos para ganhar foco, teste por papel e fronteira clara entre triagem, consulta e proposta.</w:t>
       </w:r>
     </w:p>
     <w:p>
@@ -263,7 +263,7 @@
         <w:pStyle w:val="ListBullet"/>
       </w:pPr>
       <w:r>
-        <w:t>Contexto proprio por agente com passagem de resumo minimo: escolhi isolamento para zerar vazamento, com meta de 0 ocorrencias, mesmo com custo de serializar o handoff.</w:t>
+        <w:t>Contexto próprio por agente com passagem de resumo mínimo: escolhi isolamento para zerar vazamento, com meta de 0 ocorrências, mesmo com custo de serializar o handoff.</w:t>
       </w:r>
     </w:p>
     <w:p>
@@ -279,7 +279,7 @@
         <w:pStyle w:val="ListBullet"/>
       </w:pPr>
       <w:r>
-        <w:t>Max hops contra loop e supervisor com modelo leve: contive custo e recursao em vez de deixar o supervisor reiterar sem limite.</w:t>
+        <w:t>Max hops contra loop e supervisor com modelo leve: contive custo e recursão em vez de deixar o supervisor reiterar sem limite.</w:t>
       </w:r>
     </w:p>
     <w:p>
@@ -287,7 +287,7 @@
         <w:pStyle w:val="ListBullet"/>
       </w:pPr>
       <w:r>
-        <w:t>Memoria de curto e longo prazo com estado preservado: troquei reexecucao do zero por retomada a partir do ultimo handoff valido.</w:t>
+        <w:t>Memória de curto e longo prazo com estado preservado: troquei reexecução do zero por retomada a partir do último handoff valido.</w:t>
       </w:r>
     </w:p>
     <w:p>
@@ -298,12 +298,12 @@
         <w:rPr>
           <w:color w:val="8B1E1E"/>
         </w:rPr>
-        <w:t>10. Impacto no negocio</w:t>
+        <w:t>10. Impacto no negócio</w:t>
       </w:r>
     </w:p>
     <w:p>
       <w:r>
-        <w:t>A orquestracao com timeout menor ou igual a 15 s, fallback em 100 por cento e vazamento 0 eleva o sucesso de cerca de 49 por cento para cerca de 97 por cento, com meta maior ou igual a 95 por cento em tarefas de 3 etapas, o que reduz retrabalho por contaminacao e da previsibilidade de custo por papel.</w:t>
+        <w:t>A orquestração com timeout menor ou igual a 15 s, fallback em 100 por cento e vazamento 0 eleva o sucesso de cerca de 49 por cento para cerca de 97 por cento, com meta maior ou igual a 95 por cento em tarefas de 3 etapas, o que reduz retrabalho por contaminação e da previsibilidade de custo por papel.</w:t>
       </w:r>
     </w:p>
     <w:p>
@@ -314,7 +314,7 @@
         <w:rPr>
           <w:color w:val="8B1E1E"/>
         </w:rPr>
-        <w:t>11. Referencias de estudo</w:t>
+        <w:t>11. Referências de estudo</w:t>
       </w:r>
     </w:p>
     <w:p>
@@ -330,7 +330,7 @@
         <w:pStyle w:val="ListBullet"/>
       </w:pPr>
       <w:r>
-        <w:t>Video: Padroes de orquestracao com supervisor e handoff, plataforma YouTube, canal LangChain.</w:t>
+        <w:t>Vídeo: Padrões de orquestração com supervisor e handoff, plataforma YouTube, canal LangChain.</w:t>
       </w:r>
     </w:p>
     <w:p>
@@ -338,7 +338,7 @@
         <w:pStyle w:val="ListBullet"/>
       </w:pPr>
       <w:r>
-        <w:t>Doc oficial: Documentacao do LangGraph para grafos de agentes, documentacao oficial LangChain.</w:t>
+        <w:t>Doc oficial: Documentação do LangGraph para grafos de agentes, documentação oficial LangChain.</w:t>
       </w:r>
     </w:p>
     <w:p>
@@ -346,7 +346,7 @@
         <w:pStyle w:val="ListBullet"/>
       </w:pPr>
       <w:r>
-        <w:t>Doc oficial: Guia de function calling e structured outputs, documentacao oficial OpenAI.</w:t>
+        <w:t>Doc oficial: Guia de function calling e structured outputs, documentação oficial OpenAI.</w:t>
       </w:r>
     </w:p>
     <w:sectPr>
